--- a/contract/template/Orchid_YEP_package1_dinner.docx
+++ b/contract/template/Orchid_YEP_package1_dinner.docx
@@ -1,6 +1,6 @@
 
 <file path=word/document.xml><?xml version="1.0" encoding="utf-8"?>
-<w:document xmlns:wpc="http://schemas.microsoft.com/office/word/2010/wordprocessingCanvas" xmlns:cx="http://schemas.microsoft.com/office/drawing/2014/chartex" xmlns:cx1="http://schemas.microsoft.com/office/drawing/2015/9/8/chartex" xmlns:cx2="http://schemas.microsoft.com/office/drawing/2015/10/21/chartex" xmlns:cx3="http://schemas.microsoft.com/office/drawing/2016/5/9/chartex" xmlns:cx4="http://schemas.microsoft.com/office/drawing/2016/5/10/chartex" xmlns:cx5="http://schemas.microsoft.com/office/drawing/2016/5/11/chartex" xmlns:cx6="http://schemas.microsoft.com/office/drawing/2016/5/12/chartex" xmlns:cx7="http://schemas.microsoft.com/office/drawing/2016/5/13/chartex" xmlns:cx8="http://schemas.microsoft.com/office/drawing/2016/5/14/chartex" xmlns:mc="http://schemas.openxmlformats.org/markup-compatibility/2006" xmlns:aink="http://schemas.microsoft.com/office/drawing/2016/ink" xmlns:am3d="http://schemas.microsoft.com/office/drawing/2017/model3d" xmlns:o="urn:schemas-microsoft-com:office:office" xmlns:oel="http://schemas.microsoft.com/office/2019/extlst" xmlns:r="http://schemas.openxmlformats.org/officeDocument/2006/relationships" xmlns:m="http://schemas.openxmlformats.org/officeDocument/2006/math" xmlns:v="urn:schemas-microsoft-com:vml" xmlns:wp14="http://schemas.microsoft.com/office/word/2010/wordprocessingDrawing" xmlns:wp="http://schemas.openxmlformats.org/drawingml/2006/wordprocessingDrawing" xmlns:w10="urn:schemas-microsoft-com:office:word" xmlns:w="http://schemas.openxmlformats.org/wordprocessingml/2006/main" xmlns:w14="http://schemas.microsoft.com/office/word/2010/wordml" xmlns:w15="http://schemas.microsoft.com/office/word/2012/wordml" xmlns:w16cex="http://schemas.microsoft.com/office/word/2018/wordml/cex" xmlns:w16cid="http://schemas.microsoft.com/office/word/2016/wordml/cid" xmlns:w16="http://schemas.microsoft.com/office/word/2018/wordml" xmlns:w16du="http://schemas.microsoft.com/office/word/2023/wordml/word16du" xmlns:w16sdtdh="http://schemas.microsoft.com/office/word/2020/wordml/sdtdatahash" xmlns:w16sdtfl="http://schemas.microsoft.com/office/word/2024/wordml/sdtformatlock" xmlns:w16se="http://schemas.microsoft.com/office/word/2015/wordml/symex" xmlns:wpg="http://schemas.microsoft.com/office/word/2010/wordprocessingGroup" xmlns:wpi="http://schemas.microsoft.com/office/word/2010/wordprocessingInk" xmlns:wne="http://schemas.microsoft.com/office/word/2006/wordml" xmlns:wps="http://schemas.microsoft.com/office/word/2010/wordprocessingShape" mc:Ignorable="w14 w15 w16se w16cid w16 w16cex w16sdtdh w16sdtfl w16du wp14">
+<w:document xmlns:wpc="http://schemas.microsoft.com/office/word/2010/wordprocessingCanvas" xmlns:cx="http://schemas.microsoft.com/office/drawing/2014/chartex" xmlns:cx1="http://schemas.microsoft.com/office/drawing/2015/9/8/chartex" xmlns:cx2="http://schemas.microsoft.com/office/drawing/2015/10/21/chartex" xmlns:cx3="http://schemas.microsoft.com/office/drawing/2016/5/9/chartex" xmlns:cx4="http://schemas.microsoft.com/office/drawing/2016/5/10/chartex" xmlns:cx5="http://schemas.microsoft.com/office/drawing/2016/5/11/chartex" xmlns:cx6="http://schemas.microsoft.com/office/drawing/2016/5/12/chartex" xmlns:cx7="http://schemas.microsoft.com/office/drawing/2016/5/13/chartex" xmlns:cx8="http://schemas.microsoft.com/office/drawing/2016/5/14/chartex" xmlns:mc="http://schemas.openxmlformats.org/markup-compatibility/2006" xmlns:aink="http://schemas.microsoft.com/office/drawing/2016/ink" xmlns:am3d="http://schemas.microsoft.com/office/drawing/2017/model3d" xmlns:o="urn:schemas-microsoft-com:office:office" xmlns:r="http://schemas.openxmlformats.org/officeDocument/2006/relationships" xmlns:m="http://schemas.openxmlformats.org/officeDocument/2006/math" xmlns:v="urn:schemas-microsoft-com:vml" xmlns:wp14="http://schemas.microsoft.com/office/word/2010/wordprocessingDrawing" xmlns:wp="http://schemas.openxmlformats.org/drawingml/2006/wordprocessingDrawing" xmlns:w10="urn:schemas-microsoft-com:office:word" xmlns:w="http://schemas.openxmlformats.org/wordprocessingml/2006/main" xmlns:w14="http://schemas.microsoft.com/office/word/2010/wordml" xmlns:w15="http://schemas.microsoft.com/office/word/2012/wordml" xmlns:w16cex="http://schemas.microsoft.com/office/word/2018/wordml/cex" xmlns:w16cid="http://schemas.microsoft.com/office/word/2016/wordml/cid" xmlns:w16="http://schemas.microsoft.com/office/word/2018/wordml" xmlns:w16sdtdh="http://schemas.microsoft.com/office/word/2020/wordml/sdtdatahash" xmlns:w16se="http://schemas.microsoft.com/office/word/2015/wordml/symex" xmlns:wpg="http://schemas.microsoft.com/office/word/2010/wordprocessingGroup" xmlns:wpi="http://schemas.microsoft.com/office/word/2010/wordprocessingInk" xmlns:wne="http://schemas.microsoft.com/office/word/2006/wordml" xmlns:wps="http://schemas.microsoft.com/office/word/2010/wordprocessingShape" mc:Ignorable="w14 w15 w16se w16cid w16 w16cex w16sdtdh wp14">
   <w:body>
     <w:p>
       <w:pPr>
@@ -2612,15 +2612,30 @@
           <w:lang w:bidi="th-TH"/>
         </w:rPr>
       </w:pPr>
-      <w:r>
-        <w:rPr>
-          <w:rFonts w:asciiTheme="minorHAnsi" w:hAnsiTheme="minorHAnsi" w:cstheme="minorHAnsi"/>
-          <w:b/>
-          <w:bCs/>
-          <w:szCs w:val="22"/>
-        </w:rPr>
-        <w:t>TEL/ Điện thoại</w:t>
-      </w:r>
+      <w:bookmarkStart w:id="2" w:name="_Hlk241335276"/>
+      <w:r>
+        <w:rPr>
+          <w:rFonts w:asciiTheme="minorHAnsi" w:hAnsiTheme="minorHAnsi" w:cstheme="minorHAnsi"/>
+          <w:b/>
+          <w:bCs/>
+          <w:sz w:val="23"/>
+          <w:szCs w:val="23"/>
+        </w:rPr>
+        <w:t xml:space="preserve">TEL/ </w:t>
+      </w:r>
+      <w:r>
+        <w:rPr>
+          <w:rFonts w:asciiTheme="minorHAnsi" w:hAnsiTheme="minorHAnsi" w:cstheme="minorHAnsi"/>
+          <w:b/>
+          <w:bCs/>
+          <w:i/>
+          <w:iCs/>
+          <w:sz w:val="23"/>
+          <w:szCs w:val="23"/>
+        </w:rPr>
+        <w:t>Điện thoại</w:t>
+      </w:r>
+      <w:bookmarkEnd w:id="2"/>
       <w:r>
         <w:rPr>
           <w:rFonts w:asciiTheme="minorHAnsi" w:hAnsiTheme="minorHAnsi" w:cstheme="minorHAnsi"/>
@@ -2903,8 +2918,8 @@
         <w:t xml:space="preserve"> </w:t>
       </w:r>
     </w:p>
-    <w:bookmarkStart w:id="2" w:name="_MON_1798441843"/>
-    <w:bookmarkEnd w:id="2"/>
+    <w:bookmarkStart w:id="3" w:name="_MON_1798441843"/>
+    <w:bookmarkEnd w:id="3"/>
     <w:p>
       <w:pPr>
         <w:pStyle w:val="ListParagraph"/>
@@ -2928,7 +2943,7 @@
           <w:bCs/>
           <w:szCs w:val="22"/>
         </w:rPr>
-        <w:object w:dxaOrig="12047" w:dyaOrig="5568" w14:anchorId="237D2B05">
+        <w:object w:dxaOrig="13805" w:dyaOrig="4408" w14:anchorId="237D2B05">
           <v:shapetype id="_x0000_t75" coordsize="21600,21600" o:spt="75" o:preferrelative="t" path="m@4@5l@4@11@9@11@9@5xe" filled="f" stroked="f">
             <v:stroke joinstyle="miter"/>
             <v:formulas>
@@ -2948,10 +2963,10 @@
             <v:path o:extrusionok="f" gradientshapeok="t" o:connecttype="rect"/>
             <o:lock v:ext="edit" aspectratio="t"/>
           </v:shapetype>
-          <v:shape id="_x0000_i1028" type="#_x0000_t75" style="width:414.75pt;height:195.75pt" o:ole="">
+          <v:shape id="_x0000_i1031" type="#_x0000_t75" style="width:475.5pt;height:155.25pt" o:ole="">
             <v:imagedata r:id="rId13" o:title=""/>
           </v:shape>
-          <o:OLEObject Type="Embed" ProgID="Excel.Sheet.12" ShapeID="_x0000_i1028" DrawAspect="Content" ObjectID="_1848910269" r:id="rId14"/>
+          <o:OLEObject Type="Embed" ProgID="Excel.Sheet.12" ShapeID="_x0000_i1031" DrawAspect="Content" ObjectID="_1851948173" r:id="rId14"/>
         </w:object>
       </w:r>
     </w:p>
@@ -3105,7 +3120,21 @@
           <w:rFonts w:asciiTheme="minorHAnsi" w:hAnsiTheme="minorHAnsi" w:cstheme="minorHAnsi"/>
           <w:szCs w:val="22"/>
         </w:rPr>
-        <w:t xml:space="preserve">Usage of meeting room from </w:t>
+        <w:t xml:space="preserve">Usage of </w:t>
+      </w:r>
+      <w:r>
+        <w:rPr>
+          <w:rFonts w:asciiTheme="minorHAnsi" w:hAnsiTheme="minorHAnsi" w:cstheme="minorHAnsi"/>
+          <w:szCs w:val="22"/>
+        </w:rPr>
+        <w:t>banquet</w:t>
+      </w:r>
+      <w:r>
+        <w:rPr>
+          <w:rFonts w:asciiTheme="minorHAnsi" w:hAnsiTheme="minorHAnsi" w:cstheme="minorHAnsi"/>
+          <w:szCs w:val="22"/>
+        </w:rPr>
+        <w:t xml:space="preserve"> room from </w:t>
       </w:r>
       <w:r>
         <w:rPr>
@@ -3156,7 +3185,26 @@
           <w:iCs/>
           <w:szCs w:val="22"/>
         </w:rPr>
-        <w:t>Sử dụng phòng họp từ 1</w:t>
+        <w:lastRenderedPageBreak/>
+        <w:t xml:space="preserve">Sử dụng phòng </w:t>
+      </w:r>
+      <w:r>
+        <w:rPr>
+          <w:rFonts w:asciiTheme="minorHAnsi" w:hAnsiTheme="minorHAnsi" w:cstheme="minorHAnsi"/>
+          <w:i/>
+          <w:iCs/>
+          <w:szCs w:val="22"/>
+        </w:rPr>
+        <w:t>tiệc</w:t>
+      </w:r>
+      <w:r>
+        <w:rPr>
+          <w:rFonts w:asciiTheme="minorHAnsi" w:hAnsiTheme="minorHAnsi" w:cstheme="minorHAnsi"/>
+          <w:i/>
+          <w:iCs/>
+          <w:szCs w:val="22"/>
+        </w:rPr>
+        <w:t xml:space="preserve"> từ 1</w:t>
       </w:r>
       <w:r>
         <w:rPr>
@@ -3859,7 +3907,6 @@
           <w:szCs w:val="23"/>
           <w:lang w:val="vi-VN"/>
         </w:rPr>
-        <w:lastRenderedPageBreak/>
         <w:t xml:space="preserve">Tổng số tiền cuối cùng Khách hàng phải thanh toán sẽ dựa trên số lượng cao hơn giữa lượng khách đảm bảo cuối cùng hoặc số lượng thực tế. Bên B phải thông báo số lượng khách đảm bảo cuối cùng cho Bên A muộn nhất </w:t>
       </w:r>
       <w:r>
@@ -4032,6 +4079,7 @@
           <w:szCs w:val="23"/>
           <w:lang w:val="en-US"/>
         </w:rPr>
+        <w:lastRenderedPageBreak/>
         <w:t xml:space="preserve">Bên A yêu cầu Bên B cung cấp nội dung và chủ đề của sự kiện tối thiểu trước 05 ngày trước ngày sự kiện. Trong trường hợp các sự kiện có chủ đề không rõ ràng, ví dụ: Bài bạc, buôn bán bất hợp pháp… thì các nhà tổ chức sự kiện có trách nhiệm xin được phê duyệt bởi các cơ quan chính phủ. Trong trường hợp cần thiết, bản sao của tài liệu được phê duyệt phải được chuyển cho khách sạn trước ít nhất năm (05) ngày trước ngày diễn ra sự kiện. Khách sạn có quyền từ chối phục vụ cho bất kỳ sự kiện nào có nội dung, chủ đề không rõ ràng như đã nêu trên. </w:t>
       </w:r>
     </w:p>
@@ -4602,7 +4650,6 @@
                 <w:szCs w:val="23"/>
                 <w:lang w:val="en-US"/>
               </w:rPr>
-              <w:lastRenderedPageBreak/>
               <w:t>Tax code</w:t>
             </w:r>
             <w:r>
@@ -4915,8 +4962,8 @@
         <w:t>:</w:t>
       </w:r>
     </w:p>
-    <w:bookmarkStart w:id="3" w:name="_MON_1752073641"/>
-    <w:bookmarkEnd w:id="3"/>
+    <w:bookmarkStart w:id="4" w:name="_MON_1752073641"/>
+    <w:bookmarkEnd w:id="4"/>
     <w:p>
       <w:pPr>
         <w:spacing w:after="0" w:line="240" w:lineRule="auto"/>
@@ -4942,10 +4989,10 @@
           <w:lang w:val="vi-VN"/>
         </w:rPr>
         <w:object w:dxaOrig="11012" w:dyaOrig="2788" w14:anchorId="5E6183D7">
-          <v:shape id="_x0000_i1031" type="#_x0000_t75" style="width:484.5pt;height:121.5pt" o:ole="">
+          <v:shape id="_x0000_i1026" type="#_x0000_t75" style="width:484.5pt;height:121.5pt" o:ole="">
             <v:imagedata r:id="rId15" o:title=""/>
           </v:shape>
-          <o:OLEObject Type="Embed" ProgID="Excel.Sheet.12" ShapeID="_x0000_i1031" DrawAspect="Content" ObjectID="_1848910270" r:id="rId16"/>
+          <o:OLEObject Type="Embed" ProgID="Excel.Sheet.12" ShapeID="_x0000_i1026" DrawAspect="Content" ObjectID="_1851948174" r:id="rId16"/>
         </w:object>
       </w:r>
     </w:p>
@@ -5736,7 +5783,6 @@
           <w:sz w:val="23"/>
           <w:szCs w:val="23"/>
         </w:rPr>
-        <w:lastRenderedPageBreak/>
         <w:t>A written cancellation is recommended.  If verbally cancelled, a cancellation number must be noted</w:t>
       </w:r>
       <w:r>
@@ -6159,6 +6205,7 @@
           <w:u w:val="single"/>
           <w:lang w:val="en-US"/>
         </w:rPr>
+        <w:lastRenderedPageBreak/>
         <w:t>Party A’s responsibility</w:t>
       </w:r>
       <w:r>
@@ -6509,7 +6556,6 @@
           <w:szCs w:val="23"/>
           <w:lang w:val="en-US"/>
         </w:rPr>
-        <w:lastRenderedPageBreak/>
         <w:t>Bên B có trách nhiệm bảo vệ tài sản, cơ sở vật chất của Bên A trong trường hợp Bên A phát hiện những hỏng hóc hay thiệt hại về tài sản do bên B gây ra.</w:t>
       </w:r>
     </w:p>
@@ -6635,6 +6681,7 @@
           <w:u w:val="single"/>
           <w:lang w:val="en-US"/>
         </w:rPr>
+        <w:lastRenderedPageBreak/>
         <w:t>Constructions/</w:t>
       </w:r>
       <w:r>
@@ -6889,7 +6936,6 @@
           <w:szCs w:val="23"/>
           <w:lang w:val="en-US"/>
         </w:rPr>
-        <w:lastRenderedPageBreak/>
         <w:t>For all exhibitions and staging set-ups performed by outside contractors, plans must be approved by the hotel’s Chief Engineer a minimum of 0</w:t>
       </w:r>
       <w:r>
@@ -7061,6 +7107,7 @@
           <w:szCs w:val="23"/>
           <w:lang w:val="vi-VN"/>
         </w:rPr>
+        <w:lastRenderedPageBreak/>
         <w:t xml:space="preserve">Banner hoặc backdrop bên không được treo ở bất kỳ đâu bên ngoài hoặc xung quanh tòa nhà khách sạn trừ khi có sự thỏa thuận trước đó với khách sạn. Tất cả các banner hoặc backdrop phải được tháo dỡ ngay khi sự kiện kết thúc. </w:t>
       </w:r>
     </w:p>
@@ -7655,6 +7702,7 @@
           <w:u w:val="single"/>
           <w:lang w:val="en-US"/>
         </w:rPr>
+        <w:lastRenderedPageBreak/>
         <w:t>OTHER TERMS &amp; CONDITIONS</w:t>
       </w:r>
       <w:r>
@@ -8044,7 +8092,20 @@
           <w:sz w:val="23"/>
           <w:szCs w:val="23"/>
         </w:rPr>
-        <w:t>change of law, war, civil unrest, fire, flood, earthquake, or explosion, sale, nationalization or expropriation of the Hotel, necessary and essential construction to the Hotel, seizure of the Hotel under legal process, strikes, lockouts or work stoppages or any other circumstances beyond the control that makes it impossible or impracticable to hold the event as scheduled. Notwithstanding any other provision to the contrary herein, none of The Hotel or Company shall be considered in breach of this agreement letter or under any liability whatsoever for non-performance, art performance or delay in performing its obligation under this agreement letter if the failure or delay arises directly or indirectly from any of the following events: - Acts of God, outbreak of hostilities, riot, civil disturbance, act of terrorism;</w:t>
+        <w:t xml:space="preserve">change of law, war, civil unrest, fire, flood, earthquake, or explosion, sale, nationalization or expropriation of the Hotel, necessary and </w:t>
+      </w:r>
+      <w:r>
+        <w:rPr>
+          <w:rFonts w:asciiTheme="minorHAnsi" w:hAnsiTheme="minorHAnsi" w:cstheme="minorHAnsi"/>
+          <w:bCs/>
+          <w:iCs/>
+          <w:snapToGrid w:val="0"/>
+          <w:color w:val="000000" w:themeColor="text1"/>
+          <w:sz w:val="23"/>
+          <w:szCs w:val="23"/>
+        </w:rPr>
+        <w:lastRenderedPageBreak/>
+        <w:t>essential construction to the Hotel, seizure of the Hotel under legal process, strikes, lockouts or work stoppages or any other circumstances beyond the control that makes it impossible or impracticable to hold the event as scheduled. Notwithstanding any other provision to the contrary herein, none of The Hotel or Company shall be considered in breach of this agreement letter or under any liability whatsoever for non-performance, art performance or delay in performing its obligation under this agreement letter if the failure or delay arises directly or indirectly from any of the following events: - Acts of God, outbreak of hostilities, riot, civil disturbance, act of terrorism;</w:t>
       </w:r>
     </w:p>
     <w:p>
@@ -8501,7 +8562,20 @@
           <w:sz w:val="23"/>
           <w:szCs w:val="23"/>
         </w:rPr>
-        <w:t xml:space="preserve">Thiệt hại hoặc phá hủy Khách sạn hoặc bất kỳ phần nào của Khách sạn hoặc cải tạo, yêu cầu hoặc tân trang ảnh hưởng đến Khách sạn hoặc bất kỳ phần nào của Khách sạn (cho dù việc cải tạo, sửa chữa hoặc tân trang đó được thực hiện bởi Khách sạn hoặc bởi bất kỳ tòa nhà hoặc khu phức hợp liền kề nào hoặc bởi bất kỳ bên thứ ba nào; </w:t>
+        <w:t xml:space="preserve">Thiệt hại hoặc phá hủy Khách sạn hoặc bất kỳ phần nào của Khách sạn hoặc cải tạo, yêu cầu hoặc tân trang ảnh hưởng đến Khách sạn hoặc bất kỳ phần nào của Khách sạn (cho dù việc cải tạo, sửa </w:t>
+      </w:r>
+      <w:r>
+        <w:rPr>
+          <w:rFonts w:asciiTheme="minorHAnsi" w:hAnsiTheme="minorHAnsi" w:cstheme="minorHAnsi"/>
+          <w:bCs/>
+          <w:i/>
+          <w:snapToGrid w:val="0"/>
+          <w:color w:val="000000" w:themeColor="text1"/>
+          <w:sz w:val="23"/>
+          <w:szCs w:val="23"/>
+        </w:rPr>
+        <w:lastRenderedPageBreak/>
+        <w:t xml:space="preserve">chữa hoặc tân trang đó được thực hiện bởi Khách sạn hoặc bởi bất kỳ tòa nhà hoặc khu phức hợp liền kề nào hoặc bởi bất kỳ bên thứ ba nào; </w:t>
       </w:r>
     </w:p>
     <w:p>
@@ -9086,6 +9160,7 @@
                 <w:u w:val="single"/>
                 <w:lang w:val="en-US"/>
               </w:rPr>
+              <w:lastRenderedPageBreak/>
               <w:t>ON BEHALF OF PARTY A /</w:t>
             </w:r>
             <w:r>
@@ -9968,7 +10043,7 @@
 </file>
 
 <file path=word/endnotes.xml><?xml version="1.0" encoding="utf-8"?>
-<w:endnotes xmlns:wpc="http://schemas.microsoft.com/office/word/2010/wordprocessingCanvas" xmlns:cx="http://schemas.microsoft.com/office/drawing/2014/chartex" xmlns:cx1="http://schemas.microsoft.com/office/drawing/2015/9/8/chartex" xmlns:cx2="http://schemas.microsoft.com/office/drawing/2015/10/21/chartex" xmlns:cx3="http://schemas.microsoft.com/office/drawing/2016/5/9/chartex" xmlns:cx4="http://schemas.microsoft.com/office/drawing/2016/5/10/chartex" xmlns:cx5="http://schemas.microsoft.com/office/drawing/2016/5/11/chartex" xmlns:cx6="http://schemas.microsoft.com/office/drawing/2016/5/12/chartex" xmlns:cx7="http://schemas.microsoft.com/office/drawing/2016/5/13/chartex" xmlns:cx8="http://schemas.microsoft.com/office/drawing/2016/5/14/chartex" xmlns:mc="http://schemas.openxmlformats.org/markup-compatibility/2006" xmlns:aink="http://schemas.microsoft.com/office/drawing/2016/ink" xmlns:am3d="http://schemas.microsoft.com/office/drawing/2017/model3d" xmlns:o="urn:schemas-microsoft-com:office:office" xmlns:oel="http://schemas.microsoft.com/office/2019/extlst" xmlns:r="http://schemas.openxmlformats.org/officeDocument/2006/relationships" xmlns:m="http://schemas.openxmlformats.org/officeDocument/2006/math" xmlns:v="urn:schemas-microsoft-com:vml" xmlns:wp14="http://schemas.microsoft.com/office/word/2010/wordprocessingDrawing" xmlns:wp="http://schemas.openxmlformats.org/drawingml/2006/wordprocessingDrawing" xmlns:w10="urn:schemas-microsoft-com:office:word" xmlns:w="http://schemas.openxmlformats.org/wordprocessingml/2006/main" xmlns:w14="http://schemas.microsoft.com/office/word/2010/wordml" xmlns:w15="http://schemas.microsoft.com/office/word/2012/wordml" xmlns:w16cex="http://schemas.microsoft.com/office/word/2018/wordml/cex" xmlns:w16cid="http://schemas.microsoft.com/office/word/2016/wordml/cid" xmlns:w16="http://schemas.microsoft.com/office/word/2018/wordml" xmlns:w16du="http://schemas.microsoft.com/office/word/2023/wordml/word16du" xmlns:w16sdtdh="http://schemas.microsoft.com/office/word/2020/wordml/sdtdatahash" xmlns:w16sdtfl="http://schemas.microsoft.com/office/word/2024/wordml/sdtformatlock" xmlns:w16se="http://schemas.microsoft.com/office/word/2015/wordml/symex" xmlns:wpg="http://schemas.microsoft.com/office/word/2010/wordprocessingGroup" xmlns:wpi="http://schemas.microsoft.com/office/word/2010/wordprocessingInk" xmlns:wne="http://schemas.microsoft.com/office/word/2006/wordml" xmlns:wps="http://schemas.microsoft.com/office/word/2010/wordprocessingShape" mc:Ignorable="w14 w15 w16se w16cid w16 w16cex w16sdtdh w16sdtfl w16du wp14">
+<w:endnotes xmlns:wpc="http://schemas.microsoft.com/office/word/2010/wordprocessingCanvas" xmlns:cx="http://schemas.microsoft.com/office/drawing/2014/chartex" xmlns:cx1="http://schemas.microsoft.com/office/drawing/2015/9/8/chartex" xmlns:cx2="http://schemas.microsoft.com/office/drawing/2015/10/21/chartex" xmlns:cx3="http://schemas.microsoft.com/office/drawing/2016/5/9/chartex" xmlns:cx4="http://schemas.microsoft.com/office/drawing/2016/5/10/chartex" xmlns:cx5="http://schemas.microsoft.com/office/drawing/2016/5/11/chartex" xmlns:cx6="http://schemas.microsoft.com/office/drawing/2016/5/12/chartex" xmlns:cx7="http://schemas.microsoft.com/office/drawing/2016/5/13/chartex" xmlns:cx8="http://schemas.microsoft.com/office/drawing/2016/5/14/chartex" xmlns:mc="http://schemas.openxmlformats.org/markup-compatibility/2006" xmlns:aink="http://schemas.microsoft.com/office/drawing/2016/ink" xmlns:am3d="http://schemas.microsoft.com/office/drawing/2017/model3d" xmlns:o="urn:schemas-microsoft-com:office:office" xmlns:r="http://schemas.openxmlformats.org/officeDocument/2006/relationships" xmlns:m="http://schemas.openxmlformats.org/officeDocument/2006/math" xmlns:v="urn:schemas-microsoft-com:vml" xmlns:wp14="http://schemas.microsoft.com/office/word/2010/wordprocessingDrawing" xmlns:wp="http://schemas.openxmlformats.org/drawingml/2006/wordprocessingDrawing" xmlns:w10="urn:schemas-microsoft-com:office:word" xmlns:w="http://schemas.openxmlformats.org/wordprocessingml/2006/main" xmlns:w14="http://schemas.microsoft.com/office/word/2010/wordml" xmlns:w15="http://schemas.microsoft.com/office/word/2012/wordml" xmlns:w16cex="http://schemas.microsoft.com/office/word/2018/wordml/cex" xmlns:w16cid="http://schemas.microsoft.com/office/word/2016/wordml/cid" xmlns:w16="http://schemas.microsoft.com/office/word/2018/wordml" xmlns:w16sdtdh="http://schemas.microsoft.com/office/word/2020/wordml/sdtdatahash" xmlns:w16se="http://schemas.microsoft.com/office/word/2015/wordml/symex" xmlns:wpg="http://schemas.microsoft.com/office/word/2010/wordprocessingGroup" xmlns:wpi="http://schemas.microsoft.com/office/word/2010/wordprocessingInk" xmlns:wne="http://schemas.microsoft.com/office/word/2006/wordml" xmlns:wps="http://schemas.microsoft.com/office/word/2010/wordprocessingShape" mc:Ignorable="w14 w15 w16se w16cid w16 w16cex w16sdtdh wp14">
   <w:endnote w:type="separator" w:id="-1">
     <w:p>
       <w:pPr>
@@ -9993,7 +10068,7 @@
 </file>
 
 <file path=word/footer1.xml><?xml version="1.0" encoding="utf-8"?>
-<w:ftr xmlns:wpc="http://schemas.microsoft.com/office/word/2010/wordprocessingCanvas" xmlns:cx="http://schemas.microsoft.com/office/drawing/2014/chartex" xmlns:cx1="http://schemas.microsoft.com/office/drawing/2015/9/8/chartex" xmlns:cx2="http://schemas.microsoft.com/office/drawing/2015/10/21/chartex" xmlns:cx3="http://schemas.microsoft.com/office/drawing/2016/5/9/chartex" xmlns:cx4="http://schemas.microsoft.com/office/drawing/2016/5/10/chartex" xmlns:cx5="http://schemas.microsoft.com/office/drawing/2016/5/11/chartex" xmlns:cx6="http://schemas.microsoft.com/office/drawing/2016/5/12/chartex" xmlns:cx7="http://schemas.microsoft.com/office/drawing/2016/5/13/chartex" xmlns:cx8="http://schemas.microsoft.com/office/drawing/2016/5/14/chartex" xmlns:mc="http://schemas.openxmlformats.org/markup-compatibility/2006" xmlns:aink="http://schemas.microsoft.com/office/drawing/2016/ink" xmlns:am3d="http://schemas.microsoft.com/office/drawing/2017/model3d" xmlns:o="urn:schemas-microsoft-com:office:office" xmlns:oel="http://schemas.microsoft.com/office/2019/extlst" xmlns:r="http://schemas.openxmlformats.org/officeDocument/2006/relationships" xmlns:m="http://schemas.openxmlformats.org/officeDocument/2006/math" xmlns:v="urn:schemas-microsoft-com:vml" xmlns:wp14="http://schemas.microsoft.com/office/word/2010/wordprocessingDrawing" xmlns:wp="http://schemas.openxmlformats.org/drawingml/2006/wordprocessingDrawing" xmlns:w10="urn:schemas-microsoft-com:office:word" xmlns:w="http://schemas.openxmlformats.org/wordprocessingml/2006/main" xmlns:w14="http://schemas.microsoft.com/office/word/2010/wordml" xmlns:w15="http://schemas.microsoft.com/office/word/2012/wordml" xmlns:w16cex="http://schemas.microsoft.com/office/word/2018/wordml/cex" xmlns:w16cid="http://schemas.microsoft.com/office/word/2016/wordml/cid" xmlns:w16="http://schemas.microsoft.com/office/word/2018/wordml" xmlns:w16du="http://schemas.microsoft.com/office/word/2023/wordml/word16du" xmlns:w16sdtdh="http://schemas.microsoft.com/office/word/2020/wordml/sdtdatahash" xmlns:w16sdtfl="http://schemas.microsoft.com/office/word/2024/wordml/sdtformatlock" xmlns:w16se="http://schemas.microsoft.com/office/word/2015/wordml/symex" xmlns:wpg="http://schemas.microsoft.com/office/word/2010/wordprocessingGroup" xmlns:wpi="http://schemas.microsoft.com/office/word/2010/wordprocessingInk" xmlns:wne="http://schemas.microsoft.com/office/word/2006/wordml" xmlns:wps="http://schemas.microsoft.com/office/word/2010/wordprocessingShape" mc:Ignorable="w14 w15 w16se w16cid w16 w16cex w16sdtdh w16sdtfl w16du wp14">
+<w:ftr xmlns:wpc="http://schemas.microsoft.com/office/word/2010/wordprocessingCanvas" xmlns:cx="http://schemas.microsoft.com/office/drawing/2014/chartex" xmlns:cx1="http://schemas.microsoft.com/office/drawing/2015/9/8/chartex" xmlns:cx2="http://schemas.microsoft.com/office/drawing/2015/10/21/chartex" xmlns:cx3="http://schemas.microsoft.com/office/drawing/2016/5/9/chartex" xmlns:cx4="http://schemas.microsoft.com/office/drawing/2016/5/10/chartex" xmlns:cx5="http://schemas.microsoft.com/office/drawing/2016/5/11/chartex" xmlns:cx6="http://schemas.microsoft.com/office/drawing/2016/5/12/chartex" xmlns:cx7="http://schemas.microsoft.com/office/drawing/2016/5/13/chartex" xmlns:cx8="http://schemas.microsoft.com/office/drawing/2016/5/14/chartex" xmlns:mc="http://schemas.openxmlformats.org/markup-compatibility/2006" xmlns:aink="http://schemas.microsoft.com/office/drawing/2016/ink" xmlns:am3d="http://schemas.microsoft.com/office/drawing/2017/model3d" xmlns:o="urn:schemas-microsoft-com:office:office" xmlns:r="http://schemas.openxmlformats.org/officeDocument/2006/relationships" xmlns:m="http://schemas.openxmlformats.org/officeDocument/2006/math" xmlns:v="urn:schemas-microsoft-com:vml" xmlns:wp14="http://schemas.microsoft.com/office/word/2010/wordprocessingDrawing" xmlns:wp="http://schemas.openxmlformats.org/drawingml/2006/wordprocessingDrawing" xmlns:w10="urn:schemas-microsoft-com:office:word" xmlns:w="http://schemas.openxmlformats.org/wordprocessingml/2006/main" xmlns:w14="http://schemas.microsoft.com/office/word/2010/wordml" xmlns:w15="http://schemas.microsoft.com/office/word/2012/wordml" xmlns:w16cex="http://schemas.microsoft.com/office/word/2018/wordml/cex" xmlns:w16cid="http://schemas.microsoft.com/office/word/2016/wordml/cid" xmlns:w16="http://schemas.microsoft.com/office/word/2018/wordml" xmlns:w16sdtdh="http://schemas.microsoft.com/office/word/2020/wordml/sdtdatahash" xmlns:w16se="http://schemas.microsoft.com/office/word/2015/wordml/symex" xmlns:wpg="http://schemas.microsoft.com/office/word/2010/wordprocessingGroup" xmlns:wpi="http://schemas.microsoft.com/office/word/2010/wordprocessingInk" xmlns:wne="http://schemas.microsoft.com/office/word/2006/wordml" xmlns:wps="http://schemas.microsoft.com/office/word/2010/wordprocessingShape" mc:Ignorable="w14 w15 w16se w16cid w16 w16cex w16sdtdh wp14">
   <w:tbl>
     <w:tblPr>
       <w:tblW w:w="5000" w:type="pct"/>
@@ -10233,7 +10308,7 @@
             </wp:anchor>
           </w:drawing>
         </mc:Choice>
-        <mc:Fallback>
+        <mc:Fallback xmlns:oel="http://schemas.microsoft.com/office/2019/extlst" xmlns:w16du="http://schemas.microsoft.com/office/word/2023/wordml/word16du" xmlns:w16sdtfl="http://schemas.microsoft.com/office/word/2024/wordml/sdtformatlock">
           <w:pict>
             <v:shapetype w14:anchorId="77E4BD7E" id="_x0000_t202" coordsize="21600,21600" o:spt="202" path="m,l,21600r21600,l21600,xe">
               <v:stroke joinstyle="miter"/>
@@ -10339,7 +10414,7 @@
 </file>
 
 <file path=word/footnotes.xml><?xml version="1.0" encoding="utf-8"?>
-<w:footnotes xmlns:wpc="http://schemas.microsoft.com/office/word/2010/wordprocessingCanvas" xmlns:cx="http://schemas.microsoft.com/office/drawing/2014/chartex" xmlns:cx1="http://schemas.microsoft.com/office/drawing/2015/9/8/chartex" xmlns:cx2="http://schemas.microsoft.com/office/drawing/2015/10/21/chartex" xmlns:cx3="http://schemas.microsoft.com/office/drawing/2016/5/9/chartex" xmlns:cx4="http://schemas.microsoft.com/office/drawing/2016/5/10/chartex" xmlns:cx5="http://schemas.microsoft.com/office/drawing/2016/5/11/chartex" xmlns:cx6="http://schemas.microsoft.com/office/drawing/2016/5/12/chartex" xmlns:cx7="http://schemas.microsoft.com/office/drawing/2016/5/13/chartex" xmlns:cx8="http://schemas.microsoft.com/office/drawing/2016/5/14/chartex" xmlns:mc="http://schemas.openxmlformats.org/markup-compatibility/2006" xmlns:aink="http://schemas.microsoft.com/office/drawing/2016/ink" xmlns:am3d="http://schemas.microsoft.com/office/drawing/2017/model3d" xmlns:o="urn:schemas-microsoft-com:office:office" xmlns:oel="http://schemas.microsoft.com/office/2019/extlst" xmlns:r="http://schemas.openxmlformats.org/officeDocument/2006/relationships" xmlns:m="http://schemas.openxmlformats.org/officeDocument/2006/math" xmlns:v="urn:schemas-microsoft-com:vml" xmlns:wp14="http://schemas.microsoft.com/office/word/2010/wordprocessingDrawing" xmlns:wp="http://schemas.openxmlformats.org/drawingml/2006/wordprocessingDrawing" xmlns:w10="urn:schemas-microsoft-com:office:word" xmlns:w="http://schemas.openxmlformats.org/wordprocessingml/2006/main" xmlns:w14="http://schemas.microsoft.com/office/word/2010/wordml" xmlns:w15="http://schemas.microsoft.com/office/word/2012/wordml" xmlns:w16cex="http://schemas.microsoft.com/office/word/2018/wordml/cex" xmlns:w16cid="http://schemas.microsoft.com/office/word/2016/wordml/cid" xmlns:w16="http://schemas.microsoft.com/office/word/2018/wordml" xmlns:w16du="http://schemas.microsoft.com/office/word/2023/wordml/word16du" xmlns:w16sdtdh="http://schemas.microsoft.com/office/word/2020/wordml/sdtdatahash" xmlns:w16sdtfl="http://schemas.microsoft.com/office/word/2024/wordml/sdtformatlock" xmlns:w16se="http://schemas.microsoft.com/office/word/2015/wordml/symex" xmlns:wpg="http://schemas.microsoft.com/office/word/2010/wordprocessingGroup" xmlns:wpi="http://schemas.microsoft.com/office/word/2010/wordprocessingInk" xmlns:wne="http://schemas.microsoft.com/office/word/2006/wordml" xmlns:wps="http://schemas.microsoft.com/office/word/2010/wordprocessingShape" mc:Ignorable="w14 w15 w16se w16cid w16 w16cex w16sdtdh w16sdtfl w16du wp14">
+<w:footnotes xmlns:wpc="http://schemas.microsoft.com/office/word/2010/wordprocessingCanvas" xmlns:cx="http://schemas.microsoft.com/office/drawing/2014/chartex" xmlns:cx1="http://schemas.microsoft.com/office/drawing/2015/9/8/chartex" xmlns:cx2="http://schemas.microsoft.com/office/drawing/2015/10/21/chartex" xmlns:cx3="http://schemas.microsoft.com/office/drawing/2016/5/9/chartex" xmlns:cx4="http://schemas.microsoft.com/office/drawing/2016/5/10/chartex" xmlns:cx5="http://schemas.microsoft.com/office/drawing/2016/5/11/chartex" xmlns:cx6="http://schemas.microsoft.com/office/drawing/2016/5/12/chartex" xmlns:cx7="http://schemas.microsoft.com/office/drawing/2016/5/13/chartex" xmlns:cx8="http://schemas.microsoft.com/office/drawing/2016/5/14/chartex" xmlns:mc="http://schemas.openxmlformats.org/markup-compatibility/2006" xmlns:aink="http://schemas.microsoft.com/office/drawing/2016/ink" xmlns:am3d="http://schemas.microsoft.com/office/drawing/2017/model3d" xmlns:o="urn:schemas-microsoft-com:office:office" xmlns:r="http://schemas.openxmlformats.org/officeDocument/2006/relationships" xmlns:m="http://schemas.openxmlformats.org/officeDocument/2006/math" xmlns:v="urn:schemas-microsoft-com:vml" xmlns:wp14="http://schemas.microsoft.com/office/word/2010/wordprocessingDrawing" xmlns:wp="http://schemas.openxmlformats.org/drawingml/2006/wordprocessingDrawing" xmlns:w10="urn:schemas-microsoft-com:office:word" xmlns:w="http://schemas.openxmlformats.org/wordprocessingml/2006/main" xmlns:w14="http://schemas.microsoft.com/office/word/2010/wordml" xmlns:w15="http://schemas.microsoft.com/office/word/2012/wordml" xmlns:w16cex="http://schemas.microsoft.com/office/word/2018/wordml/cex" xmlns:w16cid="http://schemas.microsoft.com/office/word/2016/wordml/cid" xmlns:w16="http://schemas.microsoft.com/office/word/2018/wordml" xmlns:w16sdtdh="http://schemas.microsoft.com/office/word/2020/wordml/sdtdatahash" xmlns:w16se="http://schemas.microsoft.com/office/word/2015/wordml/symex" xmlns:wpg="http://schemas.microsoft.com/office/word/2010/wordprocessingGroup" xmlns:wpi="http://schemas.microsoft.com/office/word/2010/wordprocessingInk" xmlns:wne="http://schemas.microsoft.com/office/word/2006/wordml" xmlns:wps="http://schemas.microsoft.com/office/word/2010/wordprocessingShape" mc:Ignorable="w14 w15 w16se w16cid w16 w16cex w16sdtdh wp14">
   <w:footnote w:type="separator" w:id="-1">
     <w:p>
       <w:pPr>
@@ -10364,7 +10439,7 @@
 </file>
 
 <file path=word/header1.xml><?xml version="1.0" encoding="utf-8"?>
-<w:hdr xmlns:wpc="http://schemas.microsoft.com/office/word/2010/wordprocessingCanvas" xmlns:cx="http://schemas.microsoft.com/office/drawing/2014/chartex" xmlns:cx1="http://schemas.microsoft.com/office/drawing/2015/9/8/chartex" xmlns:cx2="http://schemas.microsoft.com/office/drawing/2015/10/21/chartex" xmlns:cx3="http://schemas.microsoft.com/office/drawing/2016/5/9/chartex" xmlns:cx4="http://schemas.microsoft.com/office/drawing/2016/5/10/chartex" xmlns:cx5="http://schemas.microsoft.com/office/drawing/2016/5/11/chartex" xmlns:cx6="http://schemas.microsoft.com/office/drawing/2016/5/12/chartex" xmlns:cx7="http://schemas.microsoft.com/office/drawing/2016/5/13/chartex" xmlns:cx8="http://schemas.microsoft.com/office/drawing/2016/5/14/chartex" xmlns:mc="http://schemas.openxmlformats.org/markup-compatibility/2006" xmlns:aink="http://schemas.microsoft.com/office/drawing/2016/ink" xmlns:am3d="http://schemas.microsoft.com/office/drawing/2017/model3d" xmlns:o="urn:schemas-microsoft-com:office:office" xmlns:oel="http://schemas.microsoft.com/office/2019/extlst" xmlns:r="http://schemas.openxmlformats.org/officeDocument/2006/relationships" xmlns:m="http://schemas.openxmlformats.org/officeDocument/2006/math" xmlns:v="urn:schemas-microsoft-com:vml" xmlns:wp14="http://schemas.microsoft.com/office/word/2010/wordprocessingDrawing" xmlns:wp="http://schemas.openxmlformats.org/drawingml/2006/wordprocessingDrawing" xmlns:w10="urn:schemas-microsoft-com:office:word" xmlns:w="http://schemas.openxmlformats.org/wordprocessingml/2006/main" xmlns:w14="http://schemas.microsoft.com/office/word/2010/wordml" xmlns:w15="http://schemas.microsoft.com/office/word/2012/wordml" xmlns:w16cex="http://schemas.microsoft.com/office/word/2018/wordml/cex" xmlns:w16cid="http://schemas.microsoft.com/office/word/2016/wordml/cid" xmlns:w16="http://schemas.microsoft.com/office/word/2018/wordml" xmlns:w16du="http://schemas.microsoft.com/office/word/2023/wordml/word16du" xmlns:w16sdtdh="http://schemas.microsoft.com/office/word/2020/wordml/sdtdatahash" xmlns:w16sdtfl="http://schemas.microsoft.com/office/word/2024/wordml/sdtformatlock" xmlns:w16se="http://schemas.microsoft.com/office/word/2015/wordml/symex" xmlns:wpg="http://schemas.microsoft.com/office/word/2010/wordprocessingGroup" xmlns:wpi="http://schemas.microsoft.com/office/word/2010/wordprocessingInk" xmlns:wne="http://schemas.microsoft.com/office/word/2006/wordml" xmlns:wps="http://schemas.microsoft.com/office/word/2010/wordprocessingShape" mc:Ignorable="w14 w15 w16se w16cid w16 w16cex w16sdtdh w16sdtfl w16du wp14">
+<w:hdr xmlns:wpc="http://schemas.microsoft.com/office/word/2010/wordprocessingCanvas" xmlns:cx="http://schemas.microsoft.com/office/drawing/2014/chartex" xmlns:cx1="http://schemas.microsoft.com/office/drawing/2015/9/8/chartex" xmlns:cx2="http://schemas.microsoft.com/office/drawing/2015/10/21/chartex" xmlns:cx3="http://schemas.microsoft.com/office/drawing/2016/5/9/chartex" xmlns:cx4="http://schemas.microsoft.com/office/drawing/2016/5/10/chartex" xmlns:cx5="http://schemas.microsoft.com/office/drawing/2016/5/11/chartex" xmlns:cx6="http://schemas.microsoft.com/office/drawing/2016/5/12/chartex" xmlns:cx7="http://schemas.microsoft.com/office/drawing/2016/5/13/chartex" xmlns:cx8="http://schemas.microsoft.com/office/drawing/2016/5/14/chartex" xmlns:mc="http://schemas.openxmlformats.org/markup-compatibility/2006" xmlns:aink="http://schemas.microsoft.com/office/drawing/2016/ink" xmlns:am3d="http://schemas.microsoft.com/office/drawing/2017/model3d" xmlns:o="urn:schemas-microsoft-com:office:office" xmlns:r="http://schemas.openxmlformats.org/officeDocument/2006/relationships" xmlns:m="http://schemas.openxmlformats.org/officeDocument/2006/math" xmlns:v="urn:schemas-microsoft-com:vml" xmlns:wp14="http://schemas.microsoft.com/office/word/2010/wordprocessingDrawing" xmlns:wp="http://schemas.openxmlformats.org/drawingml/2006/wordprocessingDrawing" xmlns:w10="urn:schemas-microsoft-com:office:word" xmlns:w="http://schemas.openxmlformats.org/wordprocessingml/2006/main" xmlns:w14="http://schemas.microsoft.com/office/word/2010/wordml" xmlns:w15="http://schemas.microsoft.com/office/word/2012/wordml" xmlns:w16cex="http://schemas.microsoft.com/office/word/2018/wordml/cex" xmlns:w16cid="http://schemas.microsoft.com/office/word/2016/wordml/cid" xmlns:w16="http://schemas.microsoft.com/office/word/2018/wordml" xmlns:w16sdtdh="http://schemas.microsoft.com/office/word/2020/wordml/sdtdatahash" xmlns:w16se="http://schemas.microsoft.com/office/word/2015/wordml/symex" xmlns:wpg="http://schemas.microsoft.com/office/word/2010/wordprocessingGroup" xmlns:wpi="http://schemas.microsoft.com/office/word/2010/wordprocessingInk" xmlns:wne="http://schemas.microsoft.com/office/word/2006/wordml" xmlns:wps="http://schemas.microsoft.com/office/word/2010/wordprocessingShape" mc:Ignorable="w14 w15 w16se w16cid w16 w16cex w16sdtdh wp14">
   <w:p>
     <w:pPr>
       <w:pStyle w:val="Header"/>
@@ -10421,7 +10496,7 @@
 </file>
 
 <file path=word/numbering.xml><?xml version="1.0" encoding="utf-8"?>
-<w:numbering xmlns:wpc="http://schemas.microsoft.com/office/word/2010/wordprocessingCanvas" xmlns:cx="http://schemas.microsoft.com/office/drawing/2014/chartex" xmlns:cx1="http://schemas.microsoft.com/office/drawing/2015/9/8/chartex" xmlns:cx2="http://schemas.microsoft.com/office/drawing/2015/10/21/chartex" xmlns:cx3="http://schemas.microsoft.com/office/drawing/2016/5/9/chartex" xmlns:cx4="http://schemas.microsoft.com/office/drawing/2016/5/10/chartex" xmlns:cx5="http://schemas.microsoft.com/office/drawing/2016/5/11/chartex" xmlns:cx6="http://schemas.microsoft.com/office/drawing/2016/5/12/chartex" xmlns:cx7="http://schemas.microsoft.com/office/drawing/2016/5/13/chartex" xmlns:cx8="http://schemas.microsoft.com/office/drawing/2016/5/14/chartex" xmlns:mc="http://schemas.openxmlformats.org/markup-compatibility/2006" xmlns:aink="http://schemas.microsoft.com/office/drawing/2016/ink" xmlns:am3d="http://schemas.microsoft.com/office/drawing/2017/model3d" xmlns:o="urn:schemas-microsoft-com:office:office" xmlns:oel="http://schemas.microsoft.com/office/2019/extlst" xmlns:r="http://schemas.openxmlformats.org/officeDocument/2006/relationships" xmlns:m="http://schemas.openxmlformats.org/officeDocument/2006/math" xmlns:v="urn:schemas-microsoft-com:vml" xmlns:wp14="http://schemas.microsoft.com/office/word/2010/wordprocessingDrawing" xmlns:wp="http://schemas.openxmlformats.org/drawingml/2006/wordprocessingDrawing" xmlns:w10="urn:schemas-microsoft-com:office:word" xmlns:w="http://schemas.openxmlformats.org/wordprocessingml/2006/main" xmlns:w14="http://schemas.microsoft.com/office/word/2010/wordml" xmlns:w15="http://schemas.microsoft.com/office/word/2012/wordml" xmlns:w16cex="http://schemas.microsoft.com/office/word/2018/wordml/cex" xmlns:w16cid="http://schemas.microsoft.com/office/word/2016/wordml/cid" xmlns:w16="http://schemas.microsoft.com/office/word/2018/wordml" xmlns:w16du="http://schemas.microsoft.com/office/word/2023/wordml/word16du" xmlns:w16sdtdh="http://schemas.microsoft.com/office/word/2020/wordml/sdtdatahash" xmlns:w16sdtfl="http://schemas.microsoft.com/office/word/2024/wordml/sdtformatlock" xmlns:w16se="http://schemas.microsoft.com/office/word/2015/wordml/symex" xmlns:wpg="http://schemas.microsoft.com/office/word/2010/wordprocessingGroup" xmlns:wpi="http://schemas.microsoft.com/office/word/2010/wordprocessingInk" xmlns:wne="http://schemas.microsoft.com/office/word/2006/wordml" xmlns:wps="http://schemas.microsoft.com/office/word/2010/wordprocessingShape" mc:Ignorable="w14 w15 w16se w16cid w16 w16cex w16sdtdh w16sdtfl w16du wp14">
+<w:numbering xmlns:wpc="http://schemas.microsoft.com/office/word/2010/wordprocessingCanvas" xmlns:cx="http://schemas.microsoft.com/office/drawing/2014/chartex" xmlns:cx1="http://schemas.microsoft.com/office/drawing/2015/9/8/chartex" xmlns:cx2="http://schemas.microsoft.com/office/drawing/2015/10/21/chartex" xmlns:cx3="http://schemas.microsoft.com/office/drawing/2016/5/9/chartex" xmlns:cx4="http://schemas.microsoft.com/office/drawing/2016/5/10/chartex" xmlns:cx5="http://schemas.microsoft.com/office/drawing/2016/5/11/chartex" xmlns:cx6="http://schemas.microsoft.com/office/drawing/2016/5/12/chartex" xmlns:cx7="http://schemas.microsoft.com/office/drawing/2016/5/13/chartex" xmlns:cx8="http://schemas.microsoft.com/office/drawing/2016/5/14/chartex" xmlns:mc="http://schemas.openxmlformats.org/markup-compatibility/2006" xmlns:aink="http://schemas.microsoft.com/office/drawing/2016/ink" xmlns:am3d="http://schemas.microsoft.com/office/drawing/2017/model3d" xmlns:o="urn:schemas-microsoft-com:office:office" xmlns:r="http://schemas.openxmlformats.org/officeDocument/2006/relationships" xmlns:m="http://schemas.openxmlformats.org/officeDocument/2006/math" xmlns:v="urn:schemas-microsoft-com:vml" xmlns:wp14="http://schemas.microsoft.com/office/word/2010/wordprocessingDrawing" xmlns:wp="http://schemas.openxmlformats.org/drawingml/2006/wordprocessingDrawing" xmlns:w10="urn:schemas-microsoft-com:office:word" xmlns:w="http://schemas.openxmlformats.org/wordprocessingml/2006/main" xmlns:w14="http://schemas.microsoft.com/office/word/2010/wordml" xmlns:w15="http://schemas.microsoft.com/office/word/2012/wordml" xmlns:w16cex="http://schemas.microsoft.com/office/word/2018/wordml/cex" xmlns:w16cid="http://schemas.microsoft.com/office/word/2016/wordml/cid" xmlns:w16="http://schemas.microsoft.com/office/word/2018/wordml" xmlns:w16sdtdh="http://schemas.microsoft.com/office/word/2020/wordml/sdtdatahash" xmlns:w16se="http://schemas.microsoft.com/office/word/2015/wordml/symex" xmlns:wpg="http://schemas.microsoft.com/office/word/2010/wordprocessingGroup" xmlns:wpi="http://schemas.microsoft.com/office/word/2010/wordprocessingInk" xmlns:wne="http://schemas.microsoft.com/office/word/2006/wordml" xmlns:wps="http://schemas.microsoft.com/office/word/2010/wordprocessingShape" mc:Ignorable="w14 w15 w16se w16cid w16 w16cex w16sdtdh wp14">
   <w:abstractNum w:abstractNumId="0" w15:restartNumberingAfterBreak="0">
     <w:nsid w:val="015E12D2"/>
     <w:multiLevelType w:val="hybridMultilevel"/>
@@ -13857,109 +13932,109 @@
       </w:rPr>
     </w:lvl>
   </w:abstractNum>
-  <w:num w:numId="1" w16cid:durableId="1918249617">
+  <w:num w:numId="1">
     <w:abstractNumId w:val="26"/>
   </w:num>
-  <w:num w:numId="2" w16cid:durableId="1290864357">
+  <w:num w:numId="2">
     <w:abstractNumId w:val="29"/>
   </w:num>
-  <w:num w:numId="3" w16cid:durableId="268899882">
+  <w:num w:numId="3">
     <w:abstractNumId w:val="20"/>
   </w:num>
-  <w:num w:numId="4" w16cid:durableId="798454006">
+  <w:num w:numId="4">
     <w:abstractNumId w:val="2"/>
   </w:num>
-  <w:num w:numId="5" w16cid:durableId="1004210344">
+  <w:num w:numId="5">
     <w:abstractNumId w:val="11"/>
   </w:num>
-  <w:num w:numId="6" w16cid:durableId="2065981145">
+  <w:num w:numId="6">
     <w:abstractNumId w:val="19"/>
   </w:num>
-  <w:num w:numId="7" w16cid:durableId="1704556861">
+  <w:num w:numId="7">
     <w:abstractNumId w:val="12"/>
   </w:num>
-  <w:num w:numId="8" w16cid:durableId="1160535521">
+  <w:num w:numId="8">
     <w:abstractNumId w:val="24"/>
   </w:num>
-  <w:num w:numId="9" w16cid:durableId="1484659871">
+  <w:num w:numId="9">
     <w:abstractNumId w:val="18"/>
   </w:num>
-  <w:num w:numId="10" w16cid:durableId="665322282">
+  <w:num w:numId="10">
     <w:abstractNumId w:val="13"/>
   </w:num>
-  <w:num w:numId="11" w16cid:durableId="1882982935">
+  <w:num w:numId="11">
     <w:abstractNumId w:val="30"/>
   </w:num>
-  <w:num w:numId="12" w16cid:durableId="1134715634">
+  <w:num w:numId="12">
     <w:abstractNumId w:val="32"/>
   </w:num>
-  <w:num w:numId="13" w16cid:durableId="567228388">
+  <w:num w:numId="13">
     <w:abstractNumId w:val="0"/>
   </w:num>
-  <w:num w:numId="14" w16cid:durableId="2085567547">
+  <w:num w:numId="14">
     <w:abstractNumId w:val="28"/>
   </w:num>
-  <w:num w:numId="15" w16cid:durableId="654383642">
+  <w:num w:numId="15">
     <w:abstractNumId w:val="26"/>
   </w:num>
-  <w:num w:numId="16" w16cid:durableId="963384991">
+  <w:num w:numId="16">
     <w:abstractNumId w:val="27"/>
   </w:num>
-  <w:num w:numId="17" w16cid:durableId="1468546878">
+  <w:num w:numId="17">
     <w:abstractNumId w:val="21"/>
   </w:num>
-  <w:num w:numId="18" w16cid:durableId="722758768">
+  <w:num w:numId="18">
     <w:abstractNumId w:val="25"/>
   </w:num>
-  <w:num w:numId="19" w16cid:durableId="812022922">
+  <w:num w:numId="19">
     <w:abstractNumId w:val="31"/>
   </w:num>
-  <w:num w:numId="20" w16cid:durableId="515462981">
+  <w:num w:numId="20">
     <w:abstractNumId w:val="10"/>
   </w:num>
-  <w:num w:numId="21" w16cid:durableId="1245719234">
+  <w:num w:numId="21">
     <w:abstractNumId w:val="6"/>
   </w:num>
-  <w:num w:numId="22" w16cid:durableId="602693076">
+  <w:num w:numId="22">
     <w:abstractNumId w:val="14"/>
   </w:num>
-  <w:num w:numId="23" w16cid:durableId="1992635353">
+  <w:num w:numId="23">
     <w:abstractNumId w:val="4"/>
   </w:num>
-  <w:num w:numId="24" w16cid:durableId="971138020">
+  <w:num w:numId="24">
     <w:abstractNumId w:val="5"/>
   </w:num>
-  <w:num w:numId="25" w16cid:durableId="1796366941">
+  <w:num w:numId="25">
     <w:abstractNumId w:val="16"/>
   </w:num>
-  <w:num w:numId="26" w16cid:durableId="291323879">
+  <w:num w:numId="26">
     <w:abstractNumId w:val="3"/>
   </w:num>
-  <w:num w:numId="27" w16cid:durableId="2103451858">
+  <w:num w:numId="27">
     <w:abstractNumId w:val="9"/>
   </w:num>
-  <w:num w:numId="28" w16cid:durableId="574126273">
+  <w:num w:numId="28">
     <w:abstractNumId w:val="7"/>
   </w:num>
-  <w:num w:numId="29" w16cid:durableId="1621762374">
+  <w:num w:numId="29">
     <w:abstractNumId w:val="8"/>
   </w:num>
-  <w:num w:numId="30" w16cid:durableId="345909449">
+  <w:num w:numId="30">
     <w:abstractNumId w:val="22"/>
   </w:num>
-  <w:num w:numId="31" w16cid:durableId="569466777">
+  <w:num w:numId="31">
     <w:abstractNumId w:val="23"/>
   </w:num>
-  <w:num w:numId="32" w16cid:durableId="57440011">
+  <w:num w:numId="32">
     <w:abstractNumId w:val="1"/>
   </w:num>
-  <w:num w:numId="33" w16cid:durableId="732775233">
+  <w:num w:numId="33">
     <w:abstractNumId w:val="15"/>
   </w:num>
-  <w:num w:numId="34" w16cid:durableId="698167038">
+  <w:num w:numId="34">
     <w:abstractNumId w:val="17"/>
   </w:num>
-  <w:num w:numId="35" w16cid:durableId="1359503336">
+  <w:num w:numId="35">
     <w:abstractNumId w:val="26"/>
   </w:num>
   <w:numIdMacAtCleanup w:val="10"/>
@@ -13967,7 +14042,7 @@
 </file>
 
 <file path=word/styles.xml><?xml version="1.0" encoding="utf-8"?>
-<w:styles xmlns:mc="http://schemas.openxmlformats.org/markup-compatibility/2006" xmlns:r="http://schemas.openxmlformats.org/officeDocument/2006/relationships" xmlns:w="http://schemas.openxmlformats.org/wordprocessingml/2006/main" xmlns:w14="http://schemas.microsoft.com/office/word/2010/wordml" xmlns:w15="http://schemas.microsoft.com/office/word/2012/wordml" xmlns:w16cex="http://schemas.microsoft.com/office/word/2018/wordml/cex" xmlns:w16cid="http://schemas.microsoft.com/office/word/2016/wordml/cid" xmlns:w16="http://schemas.microsoft.com/office/word/2018/wordml" xmlns:w16du="http://schemas.microsoft.com/office/word/2023/wordml/word16du" xmlns:w16sdtdh="http://schemas.microsoft.com/office/word/2020/wordml/sdtdatahash" xmlns:w16sdtfl="http://schemas.microsoft.com/office/word/2024/wordml/sdtformatlock" xmlns:w16se="http://schemas.microsoft.com/office/word/2015/wordml/symex" mc:Ignorable="w14 w15 w16se w16cid w16 w16cex w16sdtdh w16sdtfl w16du">
+<w:styles xmlns:mc="http://schemas.openxmlformats.org/markup-compatibility/2006" xmlns:r="http://schemas.openxmlformats.org/officeDocument/2006/relationships" xmlns:w="http://schemas.openxmlformats.org/wordprocessingml/2006/main" xmlns:w14="http://schemas.microsoft.com/office/word/2010/wordml" xmlns:w15="http://schemas.microsoft.com/office/word/2012/wordml" xmlns:w16cex="http://schemas.microsoft.com/office/word/2018/wordml/cex" xmlns:w16cid="http://schemas.microsoft.com/office/word/2016/wordml/cid" xmlns:w16="http://schemas.microsoft.com/office/word/2018/wordml" xmlns:w16sdtdh="http://schemas.microsoft.com/office/word/2020/wordml/sdtdatahash" xmlns:w16se="http://schemas.microsoft.com/office/word/2015/wordml/symex" mc:Ignorable="w14 w15 w16se w16cid w16 w16cex w16sdtdh">
   <w:docDefaults>
     <w:rPrDefault>
       <w:rPr>
@@ -15518,6 +15593,16 @@
 </file>
 
 <file path=customXml/item2.xml><?xml version="1.0" encoding="utf-8"?>
+<p:properties xmlns:p="http://schemas.microsoft.com/office/2006/metadata/properties" xmlns:xsi="http://www.w3.org/2001/XMLSchema-instance" xmlns:pc="http://schemas.microsoft.com/office/infopath/2007/PartnerControls">
+  <documentManagement/>
+</p:properties>
+</file>
+
+<file path=customXml/item3.xml><?xml version="1.0" encoding="utf-8"?>
+<b:Sources xmlns:b="http://schemas.openxmlformats.org/officeDocument/2006/bibliography" xmlns="http://schemas.openxmlformats.org/officeDocument/2006/bibliography" SelectedStyle="\APA.XSL" StyleName="APA"/>
+</file>
+
+<file path=customXml/item4.xml><?xml version="1.0" encoding="utf-8"?>
 <ct:contentTypeSchema xmlns:ct="http://schemas.microsoft.com/office/2006/metadata/contentType" xmlns:ma="http://schemas.microsoft.com/office/2006/metadata/properties/metaAttributes" ct:_="" ma:_="" ma:contentTypeName="Document" ma:contentTypeID="0x0101002B2A1BA7BE360741815CB2AD695EE826" ma:contentTypeVersion="5" ma:contentTypeDescription="Create a new document." ma:contentTypeScope="" ma:versionID="905f686839af46d1697e14706a61c4e0">
   <xsd:schema xmlns:xsd="http://www.w3.org/2001/XMLSchema" xmlns:xs="http://www.w3.org/2001/XMLSchema" xmlns:p="http://schemas.microsoft.com/office/2006/metadata/properties" xmlns:ns3="f02ecd29-00dc-4dea-b8d8-fecbc1604e23" targetNamespace="http://schemas.microsoft.com/office/2006/metadata/properties" ma:root="true" ma:fieldsID="30700e915b3c6a975803eef07f2d8e57" ns3:_="">
     <xsd:import namespace="f02ecd29-00dc-4dea-b8d8-fecbc1604e23"/>
@@ -15667,23 +15752,13 @@
 </ct:contentTypeSchema>
 </file>
 
-<file path=customXml/item3.xml><?xml version="1.0" encoding="utf-8"?>
+<file path=customXml/item5.xml><?xml version="1.0" encoding="utf-8"?>
 <?mso-contentType ?>
 <FormTemplates xmlns="http://schemas.microsoft.com/sharepoint/v3/contenttype/forms">
   <Display>DocumentLibraryForm</Display>
   <Edit>DocumentLibraryForm</Edit>
   <New>DocumentLibraryForm</New>
 </FormTemplates>
-</file>
-
-<file path=customXml/item4.xml><?xml version="1.0" encoding="utf-8"?>
-<p:properties xmlns:p="http://schemas.microsoft.com/office/2006/metadata/properties" xmlns:xsi="http://www.w3.org/2001/XMLSchema-instance" xmlns:pc="http://schemas.microsoft.com/office/infopath/2007/PartnerControls">
-  <documentManagement/>
-</p:properties>
-</file>
-
-<file path=customXml/item5.xml><?xml version="1.0" encoding="utf-8"?>
-<b:Sources xmlns:b="http://schemas.openxmlformats.org/officeDocument/2006/bibliography" xmlns="http://schemas.openxmlformats.org/officeDocument/2006/bibliography" SelectedStyle="\APA.XSL" StyleName="APA"/>
 </file>
 
 <file path=customXml/itemProps1.xml><?xml version="1.0" encoding="utf-8"?>
@@ -15695,6 +15770,23 @@
 </file>
 
 <file path=customXml/itemProps2.xml><?xml version="1.0" encoding="utf-8"?>
+<ds:datastoreItem xmlns:ds="http://schemas.openxmlformats.org/officeDocument/2006/customXml" ds:itemID="{A17B9B21-2CA4-4AC9-ADED-851AF9B14C56}">
+  <ds:schemaRefs>
+    <ds:schemaRef ds:uri="http://schemas.microsoft.com/office/2006/metadata/properties"/>
+    <ds:schemaRef ds:uri="http://schemas.microsoft.com/office/infopath/2007/PartnerControls"/>
+  </ds:schemaRefs>
+</ds:datastoreItem>
+</file>
+
+<file path=customXml/itemProps3.xml><?xml version="1.0" encoding="utf-8"?>
+<ds:datastoreItem xmlns:ds="http://schemas.openxmlformats.org/officeDocument/2006/customXml" ds:itemID="{67F6BED2-75F9-4FDA-8189-435F13C27761}">
+  <ds:schemaRefs>
+    <ds:schemaRef ds:uri="http://schemas.openxmlformats.org/officeDocument/2006/bibliography"/>
+  </ds:schemaRefs>
+</ds:datastoreItem>
+</file>
+
+<file path=customXml/itemProps4.xml><?xml version="1.0" encoding="utf-8"?>
 <ds:datastoreItem xmlns:ds="http://schemas.openxmlformats.org/officeDocument/2006/customXml" ds:itemID="{6CAE7A5B-DC35-4125-953C-5EED55098610}">
   <ds:schemaRefs>
     <ds:schemaRef ds:uri="http://schemas.microsoft.com/office/2006/metadata/contentType"/>
@@ -15712,27 +15804,10 @@
 </ds:datastoreItem>
 </file>
 
-<file path=customXml/itemProps3.xml><?xml version="1.0" encoding="utf-8"?>
+<file path=customXml/itemProps5.xml><?xml version="1.0" encoding="utf-8"?>
 <ds:datastoreItem xmlns:ds="http://schemas.openxmlformats.org/officeDocument/2006/customXml" ds:itemID="{0E496BDE-77D4-4DE8-A355-4BBF47BF658F}">
   <ds:schemaRefs>
     <ds:schemaRef ds:uri="http://schemas.microsoft.com/sharepoint/v3/contenttype/forms"/>
   </ds:schemaRefs>
 </ds:datastoreItem>
-</file>
-
-<file path=customXml/itemProps4.xml><?xml version="1.0" encoding="utf-8"?>
-<ds:datastoreItem xmlns:ds="http://schemas.openxmlformats.org/officeDocument/2006/customXml" ds:itemID="{A17B9B21-2CA4-4AC9-ADED-851AF9B14C56}">
-  <ds:schemaRefs>
-    <ds:schemaRef ds:uri="http://schemas.microsoft.com/office/2006/metadata/properties"/>
-    <ds:schemaRef ds:uri="http://schemas.microsoft.com/office/infopath/2007/PartnerControls"/>
-  </ds:schemaRefs>
-</ds:datastoreItem>
-</file>
-
-<file path=customXml/itemProps5.xml><?xml version="1.0" encoding="utf-8"?>
-<ds:datastoreItem xmlns:ds="http://schemas.openxmlformats.org/officeDocument/2006/customXml" ds:itemID="{67F6BED2-75F9-4FDA-8189-435F13C27761}">
-  <ds:schemaRefs>
-    <ds:schemaRef ds:uri="http://schemas.openxmlformats.org/officeDocument/2006/bibliography"/>
-  </ds:schemaRefs>
-</ds:datastoreItem>
 </file>
--- a/contract/template/Orchid_YEP_package1_dinner.docx
+++ b/contract/template/Orchid_YEP_package1_dinner.docx
@@ -4619,7 +4619,7 @@
                 <w:szCs w:val="23"/>
                 <w:shd w:val="clear" w:color="auto" w:fill="FFFFFF"/>
               </w:rPr>
-              <w:t>{{client_office_address_vi}}</w:t>
+              <w:t>{{client_address_vi}}</w:t>
             </w:r>
           </w:p>
         </w:tc>

--- a/contract/template/Orchid_YEP_package1_dinner.docx
+++ b/contract/template/Orchid_YEP_package1_dinner.docx
@@ -1288,15 +1288,15 @@
           <w:szCs w:val="22"/>
           <w:lang w:val="en-US"/>
         </w:rPr>
-        <w:t>r. Jung Hyun</w:t>
-      </w:r>
-      <w:r>
-        <w:rPr>
-          <w:rFonts w:asciiTheme="minorHAnsi" w:hAnsiTheme="minorHAnsi" w:cstheme="minorHAnsi"/>
-          <w:szCs w:val="22"/>
-          <w:lang w:val="en-US"/>
-        </w:rPr>
-        <w:t xml:space="preserve"> Oh</w:t>
+        <w:t>r. Oh Jung Hyun</w:t>
+      </w:r>
+      <w:r>
+        <w:rPr>
+          <w:rFonts w:asciiTheme="minorHAnsi" w:hAnsiTheme="minorHAnsi" w:cstheme="minorHAnsi"/>
+          <w:szCs w:val="22"/>
+          <w:lang w:val="en-US"/>
+        </w:rPr>
+        <w:t xml:space="preserve"/>
       </w:r>
     </w:p>
     <w:p>
@@ -1387,17 +1387,17 @@
           <w:iCs/>
           <w:szCs w:val="22"/>
         </w:rPr>
-        <w:t>Jung Hyun</w:t>
-      </w:r>
-      <w:r>
-        <w:rPr>
-          <w:rFonts w:asciiTheme="minorHAnsi" w:hAnsiTheme="minorHAnsi" w:cstheme="minorHAnsi"/>
-          <w:bCs/>
-          <w:i/>
-          <w:iCs/>
-          <w:szCs w:val="22"/>
-        </w:rPr>
-        <w:t xml:space="preserve"> Oh</w:t>
+        <w:t>Oh Jung Hyun</w:t>
+      </w:r>
+      <w:r>
+        <w:rPr>
+          <w:rFonts w:asciiTheme="minorHAnsi" w:hAnsiTheme="minorHAnsi" w:cstheme="minorHAnsi"/>
+          <w:bCs/>
+          <w:i/>
+          <w:iCs/>
+          <w:szCs w:val="22"/>
+        </w:rPr>
+        <w:t xml:space="preserve"/>
       </w:r>
     </w:p>
     <w:p>
@@ -9308,7 +9308,7 @@
                 <w:sz w:val="22"/>
                 <w:szCs w:val="22"/>
               </w:rPr>
-              <w:t>Jung Hyun</w:t>
+              <w:t>Oh Jung Hyun</w:t>
             </w:r>
             <w:r>
               <w:rPr>
@@ -9318,7 +9318,7 @@
                 <w:sz w:val="22"/>
                 <w:szCs w:val="22"/>
               </w:rPr>
-              <w:t xml:space="preserve"> </w:t>
+              <w:t xml:space="preserve"/>
             </w:r>
             <w:r>
               <w:rPr>
@@ -9328,7 +9328,7 @@
                 <w:sz w:val="22"/>
                 <w:szCs w:val="22"/>
               </w:rPr>
-              <w:t>Oh</w:t>
+              <w:t/>
             </w:r>
           </w:p>
           <w:p>

--- a/contract/template/Orchid_YEP_package1_dinner.docx
+++ b/contract/template/Orchid_YEP_package1_dinner.docx
@@ -4448,6 +4448,17 @@
                 <w:szCs w:val="23"/>
               </w:rPr>
             </w:pPr>
+            <w:r>
+              <w:rPr>
+                <w:rFonts w:asciiTheme="minorHAnsi" w:eastAsia="PMingLiU" w:hAnsiTheme="minorHAnsi" w:cstheme="minorHAnsi"/>
+                <w:b/>
+                <w:noProof/>
+                <w:color w:val="FFFFFF" w:themeColor="background1"/>
+                <w:sz w:val="23"/>
+                <w:szCs w:val="23"/>
+              </w:rPr>
+              <w:t>{{name_for_attention_of}}</w:t>
+            </w:r>
           </w:p>
         </w:tc>
       </w:tr>
@@ -4782,6 +4793,18 @@
                 <w:lang w:val="en-US"/>
               </w:rPr>
             </w:pPr>
+            <w:r>
+              <w:rPr>
+                <w:rFonts w:asciiTheme="minorHAnsi" w:hAnsiTheme="minorHAnsi" w:cstheme="minorHAnsi"/>
+                <w:i/>
+                <w:iCs/>
+                <w:color w:val="000000"/>
+                <w:sz w:val="23"/>
+                <w:szCs w:val="23"/>
+                <w:lang w:val="en-US"/>
+              </w:rPr>
+              <w:t>{{client_mobile_phone}}</w:t>
+            </w:r>
           </w:p>
         </w:tc>
       </w:tr>
@@ -4832,6 +4855,17 @@
                 <w:lang w:val="en-US"/>
               </w:rPr>
             </w:pPr>
+            <w:r>
+              <w:rPr>
+                <w:rFonts w:asciiTheme="minorHAnsi" w:hAnsiTheme="minorHAnsi" w:cstheme="minorHAnsi"/>
+                <w:i/>
+                <w:iCs/>
+                <w:sz w:val="23"/>
+                <w:szCs w:val="23"/>
+                <w:lang w:val="en-US"/>
+              </w:rPr>
+              <w:t>{{client_email}}</w:t>
+            </w:r>
           </w:p>
         </w:tc>
       </w:tr>

--- a/contract/template/Orchid_YEP_package1_dinner.docx
+++ b/contract/template/Orchid_YEP_package1_dinner.docx
@@ -274,6 +274,8 @@
             <w:r>
               <w:rPr>
                 <w:rFonts w:asciiTheme="minorHAnsi" w:hAnsiTheme="minorHAnsi" w:cstheme="minorHAnsi"/>
+                <w:b/>
+                <w:bCs/>
                 <w:sz w:val="23"/>
                 <w:szCs w:val="23"/>
               </w:rPr>
@@ -2208,6 +2210,8 @@
       <w:r>
         <w:rPr>
           <w:rFonts w:asciiTheme="minorHAnsi" w:hAnsiTheme="minorHAnsi" w:cstheme="minorHAnsi"/>
+          <w:b/>
+          <w:bCs/>
           <w:i/>
           <w:iCs/>
           <w:sz w:val="23"/>
